--- a/Linux/New folder/Docker - Assignment  1.docx
+++ b/Linux/New folder/Docker - Assignment  1.docx
@@ -69,14 +69,13 @@
       </w:pPr>
       <w:r>
         <w:rPr>
-          <w:noProof/>
           <w:lang w:val="en-IN"/>
         </w:rPr>
         <w:drawing>
-          <wp:inline distT="0" distB="0" distL="0" distR="0" wp14:anchorId="52DD3806" wp14:editId="36861EE2">
-            <wp:extent cx="5274310" cy="3054985"/>
-            <wp:effectExtent l="0" t="0" r="2540" b="0"/>
-            <wp:docPr id="611335661" name="Picture 1"/>
+          <wp:inline distT="0" distB="0" distL="0" distR="0" wp14:anchorId="2591BA6A" wp14:editId="680778D4">
+            <wp:extent cx="5962650" cy="1790374"/>
+            <wp:effectExtent l="0" t="0" r="0" b="635"/>
+            <wp:docPr id="221426095" name="Picture 1"/>
             <wp:cNvGraphicFramePr>
               <a:graphicFrameLocks xmlns:a="http://schemas.openxmlformats.org/drawingml/2006/main" noChangeAspect="1"/>
             </wp:cNvGraphicFramePr>
@@ -84,7 +83,7 @@
               <a:graphicData uri="http://schemas.openxmlformats.org/drawingml/2006/picture">
                 <pic:pic xmlns:pic="http://schemas.openxmlformats.org/drawingml/2006/picture">
                   <pic:nvPicPr>
-                    <pic:cNvPr id="611335661" name=""/>
+                    <pic:cNvPr id="221426095" name=""/>
                     <pic:cNvPicPr/>
                   </pic:nvPicPr>
                   <pic:blipFill>
@@ -96,7 +95,7 @@
                   <pic:spPr>
                     <a:xfrm>
                       <a:off x="0" y="0"/>
-                      <a:ext cx="5274310" cy="3054985"/>
+                      <a:ext cx="6015982" cy="1806388"/>
                     </a:xfrm>
                     <a:prstGeom prst="rect">
                       <a:avLst/>
@@ -140,35 +139,7 @@
         <w:rPr>
           <w:lang w:val="en-IN"/>
         </w:rPr>
-        <w:t xml:space="preserve"> Create an index.html file that will display your roll number and PRN. Copy this file inside the container to /</w:t>
-      </w:r>
-      <w:proofErr w:type="spellStart"/>
-      <w:r>
-        <w:rPr>
-          <w:lang w:val="en-IN"/>
-        </w:rPr>
-        <w:t>usr</w:t>
-      </w:r>
-      <w:proofErr w:type="spellEnd"/>
-      <w:r>
-        <w:rPr>
-          <w:lang w:val="en-IN"/>
-        </w:rPr>
-        <w:t>/local/apache2/</w:t>
-      </w:r>
-      <w:proofErr w:type="spellStart"/>
-      <w:r>
-        <w:rPr>
-          <w:lang w:val="en-IN"/>
-        </w:rPr>
-        <w:t>htdocs</w:t>
-      </w:r>
-      <w:proofErr w:type="spellEnd"/>
-      <w:r>
-        <w:rPr>
-          <w:lang w:val="en-IN"/>
-        </w:rPr>
-        <w:t xml:space="preserve"> directory. Now got to </w:t>
+        <w:t xml:space="preserve"> Create an index.html file that will display your roll number and PRN. Copy this file inside the container to /usr/local/apache2/htdocs directory. Now got to </w:t>
       </w:r>
       <w:hyperlink r:id="rId6" w:history="1">
         <w:r>
@@ -199,14 +170,11 @@
         <w:jc w:val="both"/>
       </w:pPr>
       <w:r>
-        <w:rPr>
-          <w:noProof/>
-        </w:rPr>
         <w:drawing>
-          <wp:inline distT="0" distB="0" distL="0" distR="0" wp14:anchorId="6183584C" wp14:editId="634A0338">
-            <wp:extent cx="5274310" cy="3332480"/>
-            <wp:effectExtent l="0" t="0" r="2540" b="1270"/>
-            <wp:docPr id="999917256" name="Picture 1"/>
+          <wp:inline distT="0" distB="0" distL="0" distR="0" wp14:anchorId="63FDAFC8" wp14:editId="2BB46E65">
+            <wp:extent cx="6065520" cy="1989952"/>
+            <wp:effectExtent l="0" t="0" r="0" b="0"/>
+            <wp:docPr id="1182299509" name="Picture 1"/>
             <wp:cNvGraphicFramePr>
               <a:graphicFrameLocks xmlns:a="http://schemas.openxmlformats.org/drawingml/2006/main" noChangeAspect="1"/>
             </wp:cNvGraphicFramePr>
@@ -214,7 +182,7 @@
               <a:graphicData uri="http://schemas.openxmlformats.org/drawingml/2006/picture">
                 <pic:pic xmlns:pic="http://schemas.openxmlformats.org/drawingml/2006/picture">
                   <pic:nvPicPr>
-                    <pic:cNvPr id="999917256" name=""/>
+                    <pic:cNvPr id="1182299509" name=""/>
                     <pic:cNvPicPr/>
                   </pic:nvPicPr>
                   <pic:blipFill>
@@ -226,7 +194,7 @@
                   <pic:spPr>
                     <a:xfrm>
                       <a:off x="0" y="0"/>
-                      <a:ext cx="5274310" cy="3332480"/>
+                      <a:ext cx="6082404" cy="1995491"/>
                     </a:xfrm>
                     <a:prstGeom prst="rect">
                       <a:avLst/>
@@ -244,227 +212,41 @@
         <w:jc w:val="both"/>
       </w:pPr>
       <w:r>
-        <w:rPr>
-          <w:noProof/>
-        </w:rPr>
-        <w:lastRenderedPageBreak/>
-        <mc:AlternateContent>
-          <mc:Choice Requires="wps">
-            <w:drawing>
-              <wp:anchor distT="45720" distB="45720" distL="114300" distR="114300" simplePos="0" relativeHeight="251656704" behindDoc="0" locked="0" layoutInCell="1" allowOverlap="1" wp14:anchorId="400D0B3B" wp14:editId="5FABBBB3">
-                <wp:simplePos x="0" y="0"/>
-                <wp:positionH relativeFrom="column">
-                  <wp:posOffset>653143</wp:posOffset>
-                </wp:positionH>
-                <wp:positionV relativeFrom="paragraph">
-                  <wp:posOffset>566057</wp:posOffset>
-                </wp:positionV>
-                <wp:extent cx="355600" cy="137795"/>
-                <wp:effectExtent l="0" t="0" r="25400" b="14605"/>
-                <wp:wrapNone/>
-                <wp:docPr id="217" name="Text Box 2"/>
-                <wp:cNvGraphicFramePr>
-                  <a:graphicFrameLocks xmlns:a="http://schemas.openxmlformats.org/drawingml/2006/main"/>
-                </wp:cNvGraphicFramePr>
-                <a:graphic xmlns:a="http://schemas.openxmlformats.org/drawingml/2006/main">
-                  <a:graphicData uri="http://schemas.microsoft.com/office/word/2010/wordprocessingShape">
-                    <wps:wsp>
-                      <wps:cNvSpPr txBox="1">
-                        <a:spLocks noChangeArrowheads="1"/>
-                      </wps:cNvSpPr>
-                      <wps:spPr bwMode="auto">
-                        <a:xfrm>
-                          <a:off x="0" y="0"/>
-                          <a:ext cx="355600" cy="137795"/>
-                        </a:xfrm>
-                        <a:prstGeom prst="rect">
-                          <a:avLst/>
-                        </a:prstGeom>
-                        <a:solidFill>
-                          <a:srgbClr val="FFFFFF"/>
-                        </a:solidFill>
-                        <a:ln w="9525">
-                          <a:solidFill>
-                            <a:schemeClr val="bg1"/>
-                          </a:solidFill>
-                          <a:miter lim="800000"/>
-                          <a:headEnd/>
-                          <a:tailEnd/>
-                        </a:ln>
-                      </wps:spPr>
-                      <wps:txbx>
-                        <w:txbxContent>
-                          <w:p>
-                            <w:pPr>
-                              <w:rPr>
-                                <w:sz w:val="16"/>
-                                <w:szCs w:val="16"/>
-                              </w:rPr>
-                            </w:pPr>
-                            <w:r>
-                              <w:rPr>
-                                <w:sz w:val="16"/>
-                                <w:szCs w:val="16"/>
-                              </w:rPr>
-                              <w:t>258119</w:t>
-                            </w:r>
-                          </w:p>
-                        </w:txbxContent>
-                      </wps:txbx>
-                      <wps:bodyPr rot="0" vert="horz" wrap="square" lIns="0" tIns="0" rIns="0" bIns="0" anchor="t" anchorCtr="0">
-                        <a:noAutofit/>
-                      </wps:bodyPr>
-                    </wps:wsp>
-                  </a:graphicData>
-                </a:graphic>
-                <wp14:sizeRelH relativeFrom="margin">
-                  <wp14:pctWidth>0</wp14:pctWidth>
-                </wp14:sizeRelH>
-                <wp14:sizeRelV relativeFrom="margin">
-                  <wp14:pctHeight>0</wp14:pctHeight>
-                </wp14:sizeRelV>
-              </wp:anchor>
-            </w:drawing>
-          </mc:Choice>
-          <mc:Fallback>
-            <w:pict>
-              <v:shapetype w14:anchorId="400D0B3B" id="_x0000_t202" coordsize="21600,21600" o:spt="202" path="m,l,21600r21600,l21600,xe">
-                <v:stroke joinstyle="miter"/>
-                <v:path gradientshapeok="t" o:connecttype="rect"/>
-              </v:shapetype>
-              <v:shape id="Text Box 2" o:spid="_x0000_s1026" type="#_x0000_t202" style="position:absolute;left:0;text-align:left;margin-left:51.45pt;margin-top:44.55pt;width:28pt;height:10.85pt;z-index:251656704;visibility:visible;mso-wrap-style:square;mso-width-percent:0;mso-height-percent:0;mso-wrap-distance-left:9pt;mso-wrap-distance-top:3.6pt;mso-wrap-distance-right:9pt;mso-wrap-distance-bottom:3.6pt;mso-position-horizontal:absolute;mso-position-horizontal-relative:text;mso-position-vertical:absolute;mso-position-vertical-relative:text;mso-width-percent:0;mso-height-percent:0;mso-width-relative:margin;mso-height-relative:margin;v-text-anchor:top" o:gfxdata="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" strokecolor="white [3212]">
-                <v:textbox inset="0,0,0,0">
-                  <w:txbxContent>
-                    <w:p>
-                      <w:pPr>
-                        <w:rPr>
-                          <w:sz w:val="16"/>
-                          <w:szCs w:val="16"/>
-                        </w:rPr>
-                      </w:pPr>
-                      <w:r>
-                        <w:rPr>
-                          <w:sz w:val="16"/>
-                          <w:szCs w:val="16"/>
-                        </w:rPr>
-                        <w:t>258119</w:t>
-                      </w:r>
-                    </w:p>
-                  </w:txbxContent>
-                </v:textbox>
-              </v:shape>
-            </w:pict>
-          </mc:Fallback>
-        </mc:AlternateContent>
-      </w:r>
-      <w:r>
-        <w:rPr>
-          <w:noProof/>
-        </w:rPr>
-        <mc:AlternateContent>
-          <mc:Choice Requires="wps">
-            <w:drawing>
-              <wp:anchor distT="45720" distB="45720" distL="114300" distR="114300" simplePos="0" relativeHeight="251658752" behindDoc="0" locked="0" layoutInCell="1" allowOverlap="1" wp14:anchorId="69C91F90" wp14:editId="1FD8DD20">
-                <wp:simplePos x="0" y="0"/>
-                <wp:positionH relativeFrom="column">
-                  <wp:posOffset>1291409</wp:posOffset>
-                </wp:positionH>
-                <wp:positionV relativeFrom="paragraph">
-                  <wp:posOffset>558528</wp:posOffset>
-                </wp:positionV>
-                <wp:extent cx="787400" cy="141514"/>
-                <wp:effectExtent l="0" t="0" r="12700" b="11430"/>
-                <wp:wrapNone/>
-                <wp:docPr id="817180875" name="Text Box 2"/>
-                <wp:cNvGraphicFramePr>
-                  <a:graphicFrameLocks xmlns:a="http://schemas.openxmlformats.org/drawingml/2006/main"/>
-                </wp:cNvGraphicFramePr>
-                <a:graphic xmlns:a="http://schemas.openxmlformats.org/drawingml/2006/main">
-                  <a:graphicData uri="http://schemas.microsoft.com/office/word/2010/wordprocessingShape">
-                    <wps:wsp>
-                      <wps:cNvSpPr txBox="1">
-                        <a:spLocks noChangeArrowheads="1"/>
-                      </wps:cNvSpPr>
-                      <wps:spPr bwMode="auto">
-                        <a:xfrm>
-                          <a:off x="0" y="0"/>
-                          <a:ext cx="787400" cy="141514"/>
-                        </a:xfrm>
-                        <a:prstGeom prst="rect">
-                          <a:avLst/>
-                        </a:prstGeom>
-                        <a:solidFill>
-                          <a:srgbClr val="FFFFFF"/>
-                        </a:solidFill>
-                        <a:ln w="9525">
-                          <a:solidFill>
-                            <a:schemeClr val="bg1"/>
-                          </a:solidFill>
-                          <a:miter lim="800000"/>
-                          <a:headEnd/>
-                          <a:tailEnd/>
-                        </a:ln>
-                      </wps:spPr>
-                      <wps:txbx>
-                        <w:txbxContent>
-                          <w:p>
-                            <w:pPr>
-                              <w:rPr>
-                                <w:sz w:val="16"/>
-                                <w:szCs w:val="16"/>
-                              </w:rPr>
-                            </w:pPr>
-                            <w:r>
-                              <w:rPr>
-                                <w:sz w:val="16"/>
-                                <w:szCs w:val="16"/>
-                              </w:rPr>
-                              <w:t>250841220014</w:t>
-                            </w:r>
-                          </w:p>
-                        </w:txbxContent>
-                      </wps:txbx>
-                      <wps:bodyPr rot="0" vert="horz" wrap="square" lIns="0" tIns="0" rIns="0" bIns="0" anchor="t" anchorCtr="0">
-                        <a:noAutofit/>
-                      </wps:bodyPr>
-                    </wps:wsp>
-                  </a:graphicData>
-                </a:graphic>
-                <wp14:sizeRelH relativeFrom="margin">
-                  <wp14:pctWidth>0</wp14:pctWidth>
-                </wp14:sizeRelH>
-                <wp14:sizeRelV relativeFrom="margin">
-                  <wp14:pctHeight>0</wp14:pctHeight>
-                </wp14:sizeRelV>
-              </wp:anchor>
-            </w:drawing>
-          </mc:Choice>
-          <mc:Fallback>
-            <w:pict>
-              <v:shape w14:anchorId="69C91F90" id="_x0000_s1027" type="#_x0000_t202" style="position:absolute;left:0;text-align:left;margin-left:101.7pt;margin-top:44pt;width:62pt;height:11.15pt;z-index:251658752;visibility:visible;mso-wrap-style:square;mso-width-percent:0;mso-height-percent:0;mso-wrap-distance-left:9pt;mso-wrap-distance-top:3.6pt;mso-wrap-distance-right:9pt;mso-wrap-distance-bottom:3.6pt;mso-position-horizontal:absolute;mso-position-horizontal-relative:text;mso-position-vertical:absolute;mso-position-vertical-relative:text;mso-width-percent:0;mso-height-percent:0;mso-width-relative:margin;mso-height-relative:margin;v-text-anchor:top" o:gfxdata="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" strokecolor="white [3212]">
-                <v:textbox inset="0,0,0,0">
-                  <w:txbxContent>
-                    <w:p>
-                      <w:pPr>
-                        <w:rPr>
-                          <w:sz w:val="16"/>
-                          <w:szCs w:val="16"/>
-                        </w:rPr>
-                      </w:pPr>
-                      <w:r>
-                        <w:rPr>
-                          <w:sz w:val="16"/>
-                          <w:szCs w:val="16"/>
-                        </w:rPr>
-                        <w:t>250841220014</w:t>
-                      </w:r>
-                    </w:p>
-                  </w:txbxContent>
-                </v:textbox>
-              </v:shape>
-            </w:pict>
-          </mc:Fallback>
-        </mc:AlternateContent>
+        <w:drawing>
+          <wp:inline distT="0" distB="0" distL="0" distR="0" wp14:anchorId="637D6DB5" wp14:editId="118CBC2B">
+            <wp:extent cx="3234690" cy="1013713"/>
+            <wp:effectExtent l="0" t="0" r="3810" b="0"/>
+            <wp:docPr id="507352629" name="Picture 1"/>
+            <wp:cNvGraphicFramePr>
+              <a:graphicFrameLocks xmlns:a="http://schemas.openxmlformats.org/drawingml/2006/main" noChangeAspect="1"/>
+            </wp:cNvGraphicFramePr>
+            <a:graphic xmlns:a="http://schemas.openxmlformats.org/drawingml/2006/main">
+              <a:graphicData uri="http://schemas.openxmlformats.org/drawingml/2006/picture">
+                <pic:pic xmlns:pic="http://schemas.openxmlformats.org/drawingml/2006/picture">
+                  <pic:nvPicPr>
+                    <pic:cNvPr id="507352629" name=""/>
+                    <pic:cNvPicPr/>
+                  </pic:nvPicPr>
+                  <pic:blipFill>
+                    <a:blip r:embed="rId8"/>
+                    <a:stretch>
+                      <a:fillRect/>
+                    </a:stretch>
+                  </pic:blipFill>
+                  <pic:spPr>
+                    <a:xfrm>
+                      <a:off x="0" y="0"/>
+                      <a:ext cx="3284305" cy="1029262"/>
+                    </a:xfrm>
+                    <a:prstGeom prst="rect">
+                      <a:avLst/>
+                    </a:prstGeom>
+                  </pic:spPr>
+                </pic:pic>
+              </a:graphicData>
+            </a:graphic>
+          </wp:inline>
+        </w:drawing>
       </w:r>
       <w:r>
         <w:rPr>
@@ -473,7 +255,7 @@
         <mc:AlternateContent>
           <mc:Choice Requires="wpi">
             <w:drawing>
-              <wp:anchor distT="0" distB="0" distL="114300" distR="114300" simplePos="0" relativeHeight="251659264" behindDoc="0" locked="0" layoutInCell="1" allowOverlap="1" wp14:anchorId="1A8F71A7" wp14:editId="067D3E7B">
+              <wp:anchor distT="0" distB="0" distL="114300" distR="114300" simplePos="0" relativeHeight="251659264" behindDoc="0" locked="0" layoutInCell="1" allowOverlap="1" wp14:anchorId="1A8F71A7" wp14:editId="32498BF4">
                 <wp:simplePos x="0" y="0"/>
                 <wp:positionH relativeFrom="column">
                   <wp:posOffset>-599023</wp:posOffset>
@@ -488,7 +270,7 @@
                 <wp:cNvGraphicFramePr/>
                 <a:graphic xmlns:a="http://schemas.openxmlformats.org/drawingml/2006/main">
                   <a:graphicData uri="http://schemas.microsoft.com/office/word/2010/wordprocessingInk">
-                    <w14:contentPart bwMode="auto" r:id="rId8">
+                    <w14:contentPart bwMode="auto" r:id="rId9">
                       <w14:nvContentPartPr>
                         <w14:cNvContentPartPr/>
                       </w14:nvContentPartPr>
@@ -504,7 +286,7 @@
           </mc:Choice>
           <mc:Fallback>
             <w:pict>
-              <v:shapetype w14:anchorId="38DD7655" id="_x0000_t75" coordsize="21600,21600" o:spt="75" o:preferrelative="t" path="m@4@5l@4@11@9@11@9@5xe" filled="f" stroked="f">
+              <v:shapetype w14:anchorId="600DF904" id="_x0000_t75" coordsize="21600,21600" o:spt="75" o:preferrelative="t" path="m@4@5l@4@11@9@11@9@5xe" filled="f" stroked="f">
                 <v:stroke joinstyle="miter"/>
                 <v:formulas>
                   <v:f eqn="if lineDrawn pixelLineWidth 0"/>
@@ -523,73 +305,122 @@
                 <v:path o:extrusionok="f" gradientshapeok="t" o:connecttype="rect"/>
                 <o:lock v:ext="edit" aspectratio="t"/>
               </v:shapetype>
-              <v:shape id="Ink 3" o:spid="_x0000_s1026" type="#_x0000_t75" style="position:absolute;margin-left:-52.1pt;margin-top:-77.55pt;width:9.95pt;height:9.95pt;z-index:251659264;visibility:visible;mso-wrap-style:square;mso-wrap-distance-left:9pt;mso-wrap-distance-top:0;mso-wrap-distance-right:9pt;mso-wrap-distance-bottom:0;mso-position-horizontal:absolute;mso-position-horizontal-relative:text;mso-position-vertical:absolute;mso-position-vertical-relative:text" o:gfxdata="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">
-                <v:imagedata r:id="rId9" o:title=""/>
+              <v:shape id="Ink 3" o:spid="_x0000_s1026" type="#_x0000_t75" style="position:absolute;margin-left:-52.1pt;margin-top:-77.55pt;width:9.95pt;height:9.95pt;z-index:251659264;visibility:visible;mso-wrap-style:square;mso-wrap-distance-left:9pt;mso-wrap-distance-top:0;mso-wrap-distance-right:9pt;mso-wrap-distance-bottom:0;mso-position-horizontal:absolute;mso-position-horizontal-relative:text;mso-position-vertical:absolute;mso-position-vertical-relative:text" o:gfxdata="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">
+                <v:imagedata r:id="rId10" o:title=""/>
               </v:shape>
             </w:pict>
           </mc:Fallback>
         </mc:AlternateContent>
       </w:r>
-      <w:r>
-        <w:rPr>
-          <w:noProof/>
-        </w:rPr>
-        <w:drawing>
-          <wp:inline distT="0" distB="0" distL="0" distR="0" wp14:anchorId="120734AA" wp14:editId="5E4FE2E6">
-            <wp:extent cx="5274310" cy="1340485"/>
-            <wp:effectExtent l="0" t="0" r="2540" b="0"/>
-            <wp:docPr id="1895590299" name="Picture 1"/>
-            <wp:cNvGraphicFramePr>
-              <a:graphicFrameLocks xmlns:a="http://schemas.openxmlformats.org/drawingml/2006/main" noChangeAspect="1"/>
-            </wp:cNvGraphicFramePr>
-            <a:graphic xmlns:a="http://schemas.openxmlformats.org/drawingml/2006/main">
-              <a:graphicData uri="http://schemas.openxmlformats.org/drawingml/2006/picture">
-                <pic:pic xmlns:pic="http://schemas.openxmlformats.org/drawingml/2006/picture">
-                  <pic:nvPicPr>
-                    <pic:cNvPr id="1895590299" name=""/>
-                    <pic:cNvPicPr/>
-                  </pic:nvPicPr>
-                  <pic:blipFill>
-                    <a:blip r:embed="rId10"/>
-                    <a:stretch>
-                      <a:fillRect/>
-                    </a:stretch>
-                  </pic:blipFill>
-                  <pic:spPr>
-                    <a:xfrm>
-                      <a:off x="0" y="0"/>
-                      <a:ext cx="5274310" cy="1340485"/>
-                    </a:xfrm>
-                    <a:prstGeom prst="rect">
-                      <a:avLst/>
-                    </a:prstGeom>
-                  </pic:spPr>
-                </pic:pic>
-              </a:graphicData>
-            </a:graphic>
-          </wp:inline>
-        </w:drawing>
-      </w:r>
-    </w:p>
-    <w:p>
-      <w:pPr>
-        <w:jc w:val="both"/>
-        <w:rPr>
-          <w:lang w:val="en-IN"/>
-        </w:rPr>
-      </w:pPr>
-    </w:p>
-    <w:p>
-      <w:pPr>
-        <w:jc w:val="both"/>
-        <w:rPr>
-          <w:lang w:val="en-IN"/>
-        </w:rPr>
-      </w:pPr>
-      <w:r>
-        <w:rPr>
-          <w:lang w:val="en-IN"/>
-        </w:rPr>
+    </w:p>
+    <w:p>
+      <w:pPr>
+        <w:jc w:val="both"/>
+        <w:rPr>
+          <w:lang w:val="en-IN"/>
+        </w:rPr>
+      </w:pPr>
+    </w:p>
+    <w:p>
+      <w:pPr>
+        <w:jc w:val="both"/>
+        <w:rPr>
+          <w:lang w:val="en-IN"/>
+        </w:rPr>
+      </w:pPr>
+    </w:p>
+    <w:p>
+      <w:pPr>
+        <w:jc w:val="both"/>
+        <w:rPr>
+          <w:lang w:val="en-IN"/>
+        </w:rPr>
+      </w:pPr>
+    </w:p>
+    <w:p>
+      <w:pPr>
+        <w:jc w:val="both"/>
+        <w:rPr>
+          <w:lang w:val="en-IN"/>
+        </w:rPr>
+      </w:pPr>
+    </w:p>
+    <w:p>
+      <w:pPr>
+        <w:jc w:val="both"/>
+        <w:rPr>
+          <w:lang w:val="en-IN"/>
+        </w:rPr>
+      </w:pPr>
+    </w:p>
+    <w:p>
+      <w:pPr>
+        <w:jc w:val="both"/>
+        <w:rPr>
+          <w:lang w:val="en-IN"/>
+        </w:rPr>
+      </w:pPr>
+    </w:p>
+    <w:p>
+      <w:pPr>
+        <w:jc w:val="both"/>
+        <w:rPr>
+          <w:lang w:val="en-IN"/>
+        </w:rPr>
+      </w:pPr>
+    </w:p>
+    <w:p>
+      <w:pPr>
+        <w:jc w:val="both"/>
+        <w:rPr>
+          <w:lang w:val="en-IN"/>
+        </w:rPr>
+      </w:pPr>
+    </w:p>
+    <w:p>
+      <w:pPr>
+        <w:jc w:val="both"/>
+        <w:rPr>
+          <w:lang w:val="en-IN"/>
+        </w:rPr>
+      </w:pPr>
+    </w:p>
+    <w:p>
+      <w:pPr>
+        <w:jc w:val="both"/>
+        <w:rPr>
+          <w:lang w:val="en-IN"/>
+        </w:rPr>
+      </w:pPr>
+    </w:p>
+    <w:p>
+      <w:pPr>
+        <w:jc w:val="both"/>
+        <w:rPr>
+          <w:lang w:val="en-IN"/>
+        </w:rPr>
+      </w:pPr>
+    </w:p>
+    <w:p>
+      <w:pPr>
+        <w:jc w:val="both"/>
+        <w:rPr>
+          <w:lang w:val="en-IN"/>
+        </w:rPr>
+      </w:pPr>
+    </w:p>
+    <w:p>
+      <w:pPr>
+        <w:jc w:val="both"/>
+        <w:rPr>
+          <w:lang w:val="en-IN"/>
+        </w:rPr>
+      </w:pPr>
+      <w:r>
+        <w:rPr>
+          <w:lang w:val="en-IN"/>
+        </w:rPr>
+        <w:lastRenderedPageBreak/>
         <w:t>Q.</w:t>
       </w:r>
       <w:r>
@@ -606,13 +437,8 @@
       <w:pPr>
         <w:jc w:val="both"/>
       </w:pPr>
-      <w:proofErr w:type="spellStart"/>
-      <w:r>
-        <w:t>mkdir</w:t>
-      </w:r>
-      <w:proofErr w:type="spellEnd"/>
-      <w:r>
-        <w:t xml:space="preserve">     web1</w:t>
+      <w:r>
+        <w:t>mkdir     web1</w:t>
       </w:r>
     </w:p>
     <w:p>
@@ -648,35 +474,16 @@
         <w:rPr>
           <w:lang w:val="en-IN"/>
         </w:rPr>
-        <w:t xml:space="preserve">Create a </w:t>
-      </w:r>
-      <w:proofErr w:type="spellStart"/>
-      <w:r>
-        <w:rPr>
-          <w:lang w:val="en-IN"/>
-        </w:rPr>
-        <w:t>dockerfile</w:t>
-      </w:r>
-      <w:proofErr w:type="spellEnd"/>
-      <w:r>
-        <w:rPr>
-          <w:lang w:val="en-IN"/>
-        </w:rPr>
-        <w:t xml:space="preserve">. </w:t>
-      </w:r>
-    </w:p>
-    <w:p>
-      <w:pPr>
-        <w:jc w:val="both"/>
-      </w:pPr>
-      <w:r>
-        <w:t xml:space="preserve">nano </w:t>
-      </w:r>
-      <w:proofErr w:type="spellStart"/>
-      <w:r>
-        <w:t>dockerfile</w:t>
-      </w:r>
-      <w:proofErr w:type="spellEnd"/>
+        <w:t xml:space="preserve">Create a dockerfile. </w:t>
+      </w:r>
+    </w:p>
+    <w:p>
+      <w:pPr>
+        <w:jc w:val="both"/>
+      </w:pPr>
+      <w:r>
+        <w:t>nano dockerfile</w:t>
+      </w:r>
     </w:p>
     <w:p>
       <w:pPr>
@@ -733,35 +540,7 @@
         <w:rPr>
           <w:lang w:val="en-IN"/>
         </w:rPr>
-        <w:t>COPY   index.html   /</w:t>
-      </w:r>
-      <w:proofErr w:type="spellStart"/>
-      <w:r>
-        <w:rPr>
-          <w:lang w:val="en-IN"/>
-        </w:rPr>
-        <w:t>usr</w:t>
-      </w:r>
-      <w:proofErr w:type="spellEnd"/>
-      <w:r>
-        <w:rPr>
-          <w:lang w:val="en-IN"/>
-        </w:rPr>
-        <w:t>/local/apache2/</w:t>
-      </w:r>
-      <w:proofErr w:type="spellStart"/>
-      <w:r>
-        <w:rPr>
-          <w:lang w:val="en-IN"/>
-        </w:rPr>
-        <w:t>htdocs</w:t>
-      </w:r>
-      <w:proofErr w:type="spellEnd"/>
-      <w:r>
-        <w:rPr>
-          <w:lang w:val="en-IN"/>
-        </w:rPr>
-        <w:t>/</w:t>
+        <w:t>COPY   index.html   /usr/local/apache2/htdocs/</w:t>
       </w:r>
     </w:p>
     <w:p>
@@ -813,35 +592,7 @@
         <w:rPr>
           <w:lang w:val="en-IN"/>
         </w:rPr>
-        <w:t xml:space="preserve">docker </w:t>
-      </w:r>
-      <w:proofErr w:type="gramStart"/>
-      <w:r>
-        <w:rPr>
-          <w:lang w:val="en-IN"/>
-        </w:rPr>
-        <w:t>build  -</w:t>
-      </w:r>
-      <w:proofErr w:type="gramEnd"/>
-      <w:r>
-        <w:rPr>
-          <w:lang w:val="en-IN"/>
-        </w:rPr>
-        <w:t xml:space="preserve">t webapp1 </w:t>
-      </w:r>
-      <w:proofErr w:type="gramStart"/>
-      <w:r>
-        <w:rPr>
-          <w:lang w:val="en-IN"/>
-        </w:rPr>
-        <w:t xml:space="preserve">  .</w:t>
-      </w:r>
-      <w:proofErr w:type="gramEnd"/>
-      <w:r>
-        <w:rPr>
-          <w:lang w:val="en-IN"/>
-        </w:rPr>
-        <w:t xml:space="preserve">                     # Don’t forget dot at the end.</w:t>
+        <w:t>docker build  -t webapp1   .                     # Don’t forget dot at the end.</w:t>
       </w:r>
     </w:p>
     <w:p>
@@ -948,10 +699,10 @@
           <w:lang w:val="en-IN"/>
         </w:rPr>
         <w:drawing>
-          <wp:inline distT="0" distB="0" distL="0" distR="0" wp14:anchorId="2F9FBE43" wp14:editId="65FF4157">
-            <wp:extent cx="5274310" cy="2760345"/>
-            <wp:effectExtent l="0" t="0" r="2540" b="1905"/>
-            <wp:docPr id="1460098587" name="Picture 1"/>
+          <wp:inline distT="0" distB="0" distL="0" distR="0" wp14:anchorId="70B7D842" wp14:editId="0A5E618C">
+            <wp:extent cx="5274310" cy="2346960"/>
+            <wp:effectExtent l="0" t="0" r="2540" b="0"/>
+            <wp:docPr id="1582878530" name="Picture 1"/>
             <wp:cNvGraphicFramePr>
               <a:graphicFrameLocks xmlns:a="http://schemas.openxmlformats.org/drawingml/2006/main" noChangeAspect="1"/>
             </wp:cNvGraphicFramePr>
@@ -959,7 +710,7 @@
               <a:graphicData uri="http://schemas.openxmlformats.org/drawingml/2006/picture">
                 <pic:pic xmlns:pic="http://schemas.openxmlformats.org/drawingml/2006/picture">
                   <pic:nvPicPr>
-                    <pic:cNvPr id="1460098587" name=""/>
+                    <pic:cNvPr id="1582878530" name=""/>
                     <pic:cNvPicPr/>
                   </pic:nvPicPr>
                   <pic:blipFill>
@@ -971,7 +722,7 @@
                   <pic:spPr>
                     <a:xfrm>
                       <a:off x="0" y="0"/>
-                      <a:ext cx="5274310" cy="2760345"/>
+                      <a:ext cx="5274310" cy="2346960"/>
                     </a:xfrm>
                     <a:prstGeom prst="rect">
                       <a:avLst/>
@@ -994,248 +745,13 @@
       <w:r>
         <w:rPr>
           <w:noProof/>
-        </w:rPr>
-        <w:lastRenderedPageBreak/>
-        <mc:AlternateContent>
-          <mc:Choice Requires="wps">
-            <w:drawing>
-              <wp:anchor distT="45720" distB="45720" distL="114300" distR="114300" simplePos="0" relativeHeight="251667456" behindDoc="0" locked="0" layoutInCell="1" allowOverlap="1" wp14:anchorId="6ADB4B46" wp14:editId="1FA8D732">
-                <wp:simplePos x="0" y="0"/>
-                <wp:positionH relativeFrom="column">
-                  <wp:posOffset>1371600</wp:posOffset>
-                </wp:positionH>
-                <wp:positionV relativeFrom="paragraph">
-                  <wp:posOffset>935566</wp:posOffset>
-                </wp:positionV>
-                <wp:extent cx="1409700" cy="245533"/>
-                <wp:effectExtent l="0" t="0" r="19050" b="21590"/>
-                <wp:wrapNone/>
-                <wp:docPr id="1606619897" name="Text Box 2"/>
-                <wp:cNvGraphicFramePr>
-                  <a:graphicFrameLocks xmlns:a="http://schemas.openxmlformats.org/drawingml/2006/main"/>
-                </wp:cNvGraphicFramePr>
-                <a:graphic xmlns:a="http://schemas.openxmlformats.org/drawingml/2006/main">
-                  <a:graphicData uri="http://schemas.microsoft.com/office/word/2010/wordprocessingShape">
-                    <wps:wsp>
-                      <wps:cNvSpPr txBox="1">
-                        <a:spLocks noChangeArrowheads="1"/>
-                      </wps:cNvSpPr>
-                      <wps:spPr bwMode="auto">
-                        <a:xfrm>
-                          <a:off x="0" y="0"/>
-                          <a:ext cx="1409700" cy="245533"/>
-                        </a:xfrm>
-                        <a:prstGeom prst="rect">
-                          <a:avLst/>
-                        </a:prstGeom>
-                        <a:solidFill>
-                          <a:srgbClr val="FFFFFF"/>
-                        </a:solidFill>
-                        <a:ln w="9525">
-                          <a:solidFill>
-                            <a:schemeClr val="bg1"/>
-                          </a:solidFill>
-                          <a:miter lim="800000"/>
-                          <a:headEnd/>
-                          <a:tailEnd/>
-                        </a:ln>
-                      </wps:spPr>
-                      <wps:txbx>
-                        <w:txbxContent>
-                          <w:p>
-                            <w:pPr>
-                              <w:rPr>
-                                <w:b/>
-                                <w:bCs/>
-                                <w:sz w:val="32"/>
-                                <w:szCs w:val="32"/>
-                              </w:rPr>
-                            </w:pPr>
-                            <w:r>
-                              <w:rPr>
-                                <w:b/>
-                                <w:bCs/>
-                                <w:sz w:val="32"/>
-                                <w:szCs w:val="32"/>
-                              </w:rPr>
-                              <w:t>250841220014</w:t>
-                            </w:r>
-                          </w:p>
-                        </w:txbxContent>
-                      </wps:txbx>
-                      <wps:bodyPr rot="0" vert="horz" wrap="square" lIns="0" tIns="0" rIns="0" bIns="0" anchor="t" anchorCtr="0">
-                        <a:noAutofit/>
-                      </wps:bodyPr>
-                    </wps:wsp>
-                  </a:graphicData>
-                </a:graphic>
-                <wp14:sizeRelH relativeFrom="margin">
-                  <wp14:pctWidth>0</wp14:pctWidth>
-                </wp14:sizeRelH>
-                <wp14:sizeRelV relativeFrom="margin">
-                  <wp14:pctHeight>0</wp14:pctHeight>
-                </wp14:sizeRelV>
-              </wp:anchor>
-            </w:drawing>
-          </mc:Choice>
-          <mc:Fallback>
-            <w:pict>
-              <v:shape w14:anchorId="6ADB4B46" id="_x0000_s1028" type="#_x0000_t202" style="position:absolute;left:0;text-align:left;margin-left:108pt;margin-top:73.65pt;width:111pt;height:19.35pt;z-index:251667456;visibility:visible;mso-wrap-style:square;mso-width-percent:0;mso-height-percent:0;mso-wrap-distance-left:9pt;mso-wrap-distance-top:3.6pt;mso-wrap-distance-right:9pt;mso-wrap-distance-bottom:3.6pt;mso-position-horizontal:absolute;mso-position-horizontal-relative:text;mso-position-vertical:absolute;mso-position-vertical-relative:text;mso-width-percent:0;mso-height-percent:0;mso-width-relative:margin;mso-height-relative:margin;v-text-anchor:top" o:gfxdata="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" strokecolor="white [3212]">
-                <v:textbox inset="0,0,0,0">
-                  <w:txbxContent>
-                    <w:p>
-                      <w:pPr>
-                        <w:rPr>
-                          <w:b/>
-                          <w:bCs/>
-                          <w:sz w:val="32"/>
-                          <w:szCs w:val="32"/>
-                        </w:rPr>
-                      </w:pPr>
-                      <w:r>
-                        <w:rPr>
-                          <w:b/>
-                          <w:bCs/>
-                          <w:sz w:val="32"/>
-                          <w:szCs w:val="32"/>
-                        </w:rPr>
-                        <w:t>250841220014</w:t>
-                      </w:r>
-                    </w:p>
-                  </w:txbxContent>
-                </v:textbox>
-              </v:shape>
-            </w:pict>
-          </mc:Fallback>
-        </mc:AlternateContent>
-      </w:r>
-      <w:r>
-        <w:rPr>
-          <w:noProof/>
-        </w:rPr>
-        <mc:AlternateContent>
-          <mc:Choice Requires="wps">
-            <w:drawing>
-              <wp:anchor distT="45720" distB="45720" distL="114300" distR="114300" simplePos="0" relativeHeight="251659776" behindDoc="0" locked="0" layoutInCell="1" allowOverlap="1" wp14:anchorId="0E774ECA" wp14:editId="167DC179">
-                <wp:simplePos x="0" y="0"/>
-                <wp:positionH relativeFrom="column">
-                  <wp:posOffset>706755</wp:posOffset>
-                </wp:positionH>
-                <wp:positionV relativeFrom="paragraph">
-                  <wp:posOffset>548852</wp:posOffset>
-                </wp:positionV>
-                <wp:extent cx="1236133" cy="241300"/>
-                <wp:effectExtent l="0" t="0" r="21590" b="25400"/>
-                <wp:wrapNone/>
-                <wp:docPr id="1468499622" name="Text Box 2"/>
-                <wp:cNvGraphicFramePr>
-                  <a:graphicFrameLocks xmlns:a="http://schemas.openxmlformats.org/drawingml/2006/main"/>
-                </wp:cNvGraphicFramePr>
-                <a:graphic xmlns:a="http://schemas.openxmlformats.org/drawingml/2006/main">
-                  <a:graphicData uri="http://schemas.microsoft.com/office/word/2010/wordprocessingShape">
-                    <wps:wsp>
-                      <wps:cNvSpPr txBox="1">
-                        <a:spLocks noChangeArrowheads="1"/>
-                      </wps:cNvSpPr>
-                      <wps:spPr bwMode="auto">
-                        <a:xfrm>
-                          <a:off x="0" y="0"/>
-                          <a:ext cx="1236133" cy="241300"/>
-                        </a:xfrm>
-                        <a:prstGeom prst="rect">
-                          <a:avLst/>
-                        </a:prstGeom>
-                        <a:solidFill>
-                          <a:srgbClr val="FFFFFF"/>
-                        </a:solidFill>
-                        <a:ln w="9525">
-                          <a:solidFill>
-                            <a:schemeClr val="bg1"/>
-                          </a:solidFill>
-                          <a:miter lim="800000"/>
-                          <a:headEnd/>
-                          <a:tailEnd/>
-                        </a:ln>
-                      </wps:spPr>
-                      <wps:txbx>
-                        <w:txbxContent>
-                          <w:p>
-                            <w:pPr>
-                              <w:rPr>
-                                <w:b/>
-                                <w:bCs/>
-                                <w:sz w:val="32"/>
-                                <w:szCs w:val="32"/>
-                              </w:rPr>
-                            </w:pPr>
-                            <w:r>
-                              <w:rPr>
-                                <w:b/>
-                                <w:bCs/>
-                                <w:sz w:val="32"/>
-                                <w:szCs w:val="32"/>
-                              </w:rPr>
-                              <w:t>Akshat Verma</w:t>
-                            </w:r>
-                          </w:p>
-                        </w:txbxContent>
-                      </wps:txbx>
-                      <wps:bodyPr rot="0" vert="horz" wrap="square" lIns="0" tIns="0" rIns="0" bIns="0" anchor="t" anchorCtr="0">
-                        <a:noAutofit/>
-                      </wps:bodyPr>
-                    </wps:wsp>
-                  </a:graphicData>
-                </a:graphic>
-                <wp14:sizeRelH relativeFrom="margin">
-                  <wp14:pctWidth>0</wp14:pctWidth>
-                </wp14:sizeRelH>
-                <wp14:sizeRelV relativeFrom="margin">
-                  <wp14:pctHeight>0</wp14:pctHeight>
-                </wp14:sizeRelV>
-              </wp:anchor>
-            </w:drawing>
-          </mc:Choice>
-          <mc:Fallback>
-            <w:pict>
-              <v:shape w14:anchorId="0E774ECA" id="_x0000_s1029" type="#_x0000_t202" style="position:absolute;left:0;text-align:left;margin-left:55.65pt;margin-top:43.2pt;width:97.35pt;height:19pt;z-index:251659776;visibility:visible;mso-wrap-style:square;mso-width-percent:0;mso-height-percent:0;mso-wrap-distance-left:9pt;mso-wrap-distance-top:3.6pt;mso-wrap-distance-right:9pt;mso-wrap-distance-bottom:3.6pt;mso-position-horizontal:absolute;mso-position-horizontal-relative:text;mso-position-vertical:absolute;mso-position-vertical-relative:text;mso-width-percent:0;mso-height-percent:0;mso-width-relative:margin;mso-height-relative:margin;v-text-anchor:top" o:gfxdata="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" strokecolor="white [3212]">
-                <v:textbox inset="0,0,0,0">
-                  <w:txbxContent>
-                    <w:p>
-                      <w:pPr>
-                        <w:rPr>
-                          <w:b/>
-                          <w:bCs/>
-                          <w:sz w:val="32"/>
-                          <w:szCs w:val="32"/>
-                        </w:rPr>
-                      </w:pPr>
-                      <w:r>
-                        <w:rPr>
-                          <w:b/>
-                          <w:bCs/>
-                          <w:sz w:val="32"/>
-                          <w:szCs w:val="32"/>
-                        </w:rPr>
-                        <w:t>Akshat Verma</w:t>
-                      </w:r>
-                    </w:p>
-                  </w:txbxContent>
-                </v:textbox>
-              </v:shape>
-            </w:pict>
-          </mc:Fallback>
-        </mc:AlternateContent>
-      </w:r>
-      <w:r>
-        <w:rPr>
-          <w:noProof/>
           <w:lang w:val="en-IN"/>
         </w:rPr>
         <w:drawing>
-          <wp:inline distT="0" distB="0" distL="0" distR="0" wp14:anchorId="7D0032A6" wp14:editId="341D501B">
-            <wp:extent cx="5274310" cy="1885315"/>
-            <wp:effectExtent l="0" t="0" r="2540" b="635"/>
-            <wp:docPr id="1792601148" name="Picture 1" descr="A screenshot of a computer&#10;&#10;AI-generated content may be incorrect."/>
+          <wp:inline distT="0" distB="0" distL="0" distR="0" wp14:anchorId="46082736" wp14:editId="7B2A284C">
+            <wp:extent cx="5274310" cy="1907540"/>
+            <wp:effectExtent l="0" t="0" r="2540" b="0"/>
+            <wp:docPr id="1493581710" name="Picture 1"/>
             <wp:cNvGraphicFramePr>
               <a:graphicFrameLocks xmlns:a="http://schemas.openxmlformats.org/drawingml/2006/main" noChangeAspect="1"/>
             </wp:cNvGraphicFramePr>
@@ -1243,7 +759,7 @@
               <a:graphicData uri="http://schemas.openxmlformats.org/drawingml/2006/picture">
                 <pic:pic xmlns:pic="http://schemas.openxmlformats.org/drawingml/2006/picture">
                   <pic:nvPicPr>
-                    <pic:cNvPr id="1792601148" name="Picture 1" descr="A screenshot of a computer&#10;&#10;AI-generated content may be incorrect."/>
+                    <pic:cNvPr id="1493581710" name=""/>
                     <pic:cNvPicPr/>
                   </pic:nvPicPr>
                   <pic:blipFill>
@@ -1255,7 +771,7 @@
                   <pic:spPr>
                     <a:xfrm>
                       <a:off x="0" y="0"/>
-                      <a:ext cx="5274310" cy="1885315"/>
+                      <a:ext cx="5274310" cy="1907540"/>
                     </a:xfrm>
                     <a:prstGeom prst="rect">
                       <a:avLst/>
@@ -1589,7 +1105,6 @@
   <w:style w:type="character" w:default="1" w:styleId="DefaultParagraphFont">
     <w:name w:val="Default Paragraph Font"/>
     <w:uiPriority w:val="1"/>
-    <w:semiHidden/>
     <w:unhideWhenUsed/>
   </w:style>
   <w:style w:type="table" w:default="1" w:styleId="TableNormal">
